--- a/Calvin Project Definition.docx
+++ b/Calvin Project Definition.docx
@@ -5,16 +5,29 @@
     <w:p>
       <w:pPr>
         <w:rPr>
-          <w:sz w:val="28"/>
-          <w:szCs w:val="28"/>
+          <w:b/>
+          <w:bCs/>
         </w:rPr>
       </w:pPr>
       <w:r>
         <w:rPr>
           <w:b/>
           <w:bCs/>
-          <w:sz w:val="28"/>
-          <w:szCs w:val="28"/>
+        </w:rPr>
+        <w:t>Project Definition</w:t>
+      </w:r>
+    </w:p>
+    <w:p>
+      <w:pPr>
+        <w:rPr>
+          <w:b/>
+          <w:bCs/>
+        </w:rPr>
+      </w:pPr>
+      <w:r>
+        <w:rPr>
+          <w:b/>
+          <w:bCs/>
         </w:rPr>
         <w:t>Apex Operations Inc.</w:t>
       </w:r>
@@ -31,7 +44,683 @@
           <w:b/>
           <w:bCs/>
         </w:rPr>
-        <w:t>Project Definition</w:t>
+        <w:t>State Fair Vendor &amp; Operations Database</w:t>
+      </w:r>
+    </w:p>
+    <w:p>
+      <w:pPr>
+        <w:rPr>
+          <w:b/>
+          <w:bCs/>
+        </w:rPr>
+      </w:pPr>
+      <w:r>
+        <w:rPr>
+          <w:b/>
+          <w:bCs/>
+        </w:rPr>
+        <w:t>Updated: April 11, 2026</w:t>
+      </w:r>
+    </w:p>
+    <w:p>
+      <w:pPr>
+        <w:rPr>
+          <w:b/>
+          <w:bCs/>
+        </w:rPr>
+      </w:pPr>
+    </w:p>
+    <w:p>
+      <w:pPr>
+        <w:rPr>
+          <w:b/>
+          <w:bCs/>
+        </w:rPr>
+      </w:pPr>
+      <w:r>
+        <w:rPr>
+          <w:b/>
+          <w:bCs/>
+        </w:rPr>
+        <w:t>1. Background Statement</w:t>
+      </w:r>
+    </w:p>
+    <w:p>
+      <w:pPr>
+        <w:rPr>
+          <w:b/>
+          <w:bCs/>
+        </w:rPr>
+      </w:pPr>
+    </w:p>
+    <w:p>
+      <w:pPr>
+        <w:rPr>
+          <w:b/>
+          <w:bCs/>
+        </w:rPr>
+      </w:pPr>
+      <w:r>
+        <w:rPr>
+          <w:b/>
+          <w:bCs/>
+        </w:rPr>
+        <w:t xml:space="preserve">The State </w:t>
+      </w:r>
+      <w:proofErr w:type="gramStart"/>
+      <w:r>
+        <w:rPr>
+          <w:b/>
+          <w:bCs/>
+        </w:rPr>
+        <w:t>Fair</w:t>
+      </w:r>
+      <w:proofErr w:type="gramEnd"/>
+      <w:r>
+        <w:rPr>
+          <w:b/>
+          <w:bCs/>
+        </w:rPr>
+        <w:t xml:space="preserve"> is a large-scale public event that depends on accurate coordination of vendors, </w:t>
+      </w:r>
+      <w:proofErr w:type="gramStart"/>
+      <w:r>
+        <w:rPr>
+          <w:b/>
+          <w:bCs/>
+        </w:rPr>
+        <w:t>booth</w:t>
+      </w:r>
+      <w:proofErr w:type="gramEnd"/>
+      <w:r>
+        <w:rPr>
+          <w:b/>
+          <w:bCs/>
+        </w:rPr>
+        <w:t xml:space="preserve"> locations, permits, schedules, and participation activities within a short operating window. When these records are split across spreadsheets or handled separately, it becomes harder to maintain consistency, support compliance, and answer operational questions quickly. This project defines a focused database solution that organizes vendor and booth operations in one place and supports both daily use and reporting.</w:t>
+      </w:r>
+    </w:p>
+    <w:p>
+      <w:pPr>
+        <w:rPr>
+          <w:b/>
+          <w:bCs/>
+        </w:rPr>
+      </w:pPr>
+      <w:r>
+        <w:rPr>
+          <w:b/>
+          <w:bCs/>
+        </w:rPr>
+        <w:t>2. Intentions</w:t>
+      </w:r>
+    </w:p>
+    <w:p>
+      <w:pPr>
+        <w:rPr>
+          <w:b/>
+          <w:bCs/>
+        </w:rPr>
+      </w:pPr>
+    </w:p>
+    <w:p>
+      <w:pPr>
+        <w:rPr>
+          <w:b/>
+          <w:bCs/>
+        </w:rPr>
+      </w:pPr>
+      <w:r>
+        <w:rPr>
+          <w:b/>
+          <w:bCs/>
+        </w:rPr>
+        <w:t>The intention of this project is to design a centralized SQL Server database that supports vendor application processing, booth assignment, permit tracking, and participation tracking for State Fair operations. The design emphasizes a clear structure, reliable keys and relationships, and a model that can support future reporting or application development.</w:t>
+      </w:r>
+    </w:p>
+    <w:p>
+      <w:pPr>
+        <w:rPr>
+          <w:b/>
+          <w:bCs/>
+        </w:rPr>
+      </w:pPr>
+      <w:r>
+        <w:rPr>
+          <w:b/>
+          <w:bCs/>
+        </w:rPr>
+        <w:t>Expected End Results</w:t>
+      </w:r>
+    </w:p>
+    <w:p>
+      <w:pPr>
+        <w:rPr>
+          <w:b/>
+          <w:bCs/>
+        </w:rPr>
+      </w:pPr>
+    </w:p>
+    <w:p>
+      <w:pPr>
+        <w:rPr>
+          <w:b/>
+          <w:bCs/>
+        </w:rPr>
+      </w:pPr>
+      <w:r>
+        <w:rPr>
+          <w:b/>
+          <w:bCs/>
+        </w:rPr>
+        <w:t>• Centralized storage of vendor, application, booth, permit, and participation data</w:t>
+      </w:r>
+    </w:p>
+    <w:p>
+      <w:pPr>
+        <w:rPr>
+          <w:b/>
+          <w:bCs/>
+        </w:rPr>
+      </w:pPr>
+      <w:r>
+        <w:rPr>
+          <w:b/>
+          <w:bCs/>
+        </w:rPr>
+        <w:t>• Improved visibility into vendor approval status and booth usage</w:t>
+      </w:r>
+    </w:p>
+    <w:p>
+      <w:pPr>
+        <w:rPr>
+          <w:b/>
+          <w:bCs/>
+        </w:rPr>
+      </w:pPr>
+      <w:r>
+        <w:rPr>
+          <w:b/>
+          <w:bCs/>
+        </w:rPr>
+        <w:t>• Clear logical and physical models that support implementation in SQL Server</w:t>
+      </w:r>
+    </w:p>
+    <w:p>
+      <w:pPr>
+        <w:rPr>
+          <w:b/>
+          <w:bCs/>
+        </w:rPr>
+      </w:pPr>
+      <w:r>
+        <w:rPr>
+          <w:b/>
+          <w:bCs/>
+        </w:rPr>
+        <w:t>• A foundation for operational queries, reporting, and future system expansion</w:t>
+      </w:r>
+    </w:p>
+    <w:p>
+      <w:pPr>
+        <w:rPr>
+          <w:b/>
+          <w:bCs/>
+        </w:rPr>
+      </w:pPr>
+      <w:r>
+        <w:rPr>
+          <w:b/>
+          <w:bCs/>
+        </w:rPr>
+        <w:t>Effort Contribution</w:t>
+      </w:r>
+    </w:p>
+    <w:p>
+      <w:pPr>
+        <w:rPr>
+          <w:b/>
+          <w:bCs/>
+        </w:rPr>
+      </w:pPr>
+    </w:p>
+    <w:p>
+      <w:pPr>
+        <w:rPr>
+          <w:b/>
+          <w:bCs/>
+        </w:rPr>
+      </w:pPr>
+      <w:r>
+        <w:rPr>
+          <w:b/>
+          <w:bCs/>
+        </w:rPr>
+        <w:lastRenderedPageBreak/>
+        <w:t>This individual project focuses on the database side of the State Fair domain. Primary deliverables include the project definition, project plan, conceptual architecture, conceptual and logical models, and a physical SQL script with history tracking. The project does not include live payment processing, mobile apps, or real-time event systems.</w:t>
+      </w:r>
+    </w:p>
+    <w:p>
+      <w:pPr>
+        <w:rPr>
+          <w:b/>
+          <w:bCs/>
+        </w:rPr>
+      </w:pPr>
+      <w:r>
+        <w:rPr>
+          <w:b/>
+          <w:bCs/>
+        </w:rPr>
+        <w:t>3. Values</w:t>
+      </w:r>
+    </w:p>
+    <w:p>
+      <w:pPr>
+        <w:rPr>
+          <w:b/>
+          <w:bCs/>
+        </w:rPr>
+      </w:pPr>
+    </w:p>
+    <w:p>
+      <w:pPr>
+        <w:rPr>
+          <w:b/>
+          <w:bCs/>
+        </w:rPr>
+      </w:pPr>
+      <w:r>
+        <w:rPr>
+          <w:b/>
+          <w:bCs/>
+        </w:rPr>
+        <w:t>• Accuracy and consistency of operational data are essential</w:t>
+      </w:r>
+    </w:p>
+    <w:p>
+      <w:pPr>
+        <w:rPr>
+          <w:b/>
+          <w:bCs/>
+        </w:rPr>
+      </w:pPr>
+      <w:r>
+        <w:rPr>
+          <w:b/>
+          <w:bCs/>
+        </w:rPr>
+        <w:t>• The design should be simple enough to maintain and explain</w:t>
+      </w:r>
+    </w:p>
+    <w:p>
+      <w:pPr>
+        <w:rPr>
+          <w:b/>
+          <w:bCs/>
+        </w:rPr>
+      </w:pPr>
+      <w:r>
+        <w:rPr>
+          <w:b/>
+          <w:bCs/>
+        </w:rPr>
+        <w:t>• Naming conventions should be clear and consistent across documents and tables</w:t>
+      </w:r>
+    </w:p>
+    <w:p>
+      <w:pPr>
+        <w:rPr>
+          <w:b/>
+          <w:bCs/>
+        </w:rPr>
+      </w:pPr>
+      <w:r>
+        <w:rPr>
+          <w:b/>
+          <w:bCs/>
+        </w:rPr>
+        <w:t>• Data history matters because vendor and booth statuses can change over time</w:t>
+      </w:r>
+    </w:p>
+    <w:p>
+      <w:pPr>
+        <w:rPr>
+          <w:b/>
+          <w:bCs/>
+        </w:rPr>
+      </w:pPr>
+      <w:r>
+        <w:rPr>
+          <w:b/>
+          <w:bCs/>
+        </w:rPr>
+        <w:t>4. Focus</w:t>
+      </w:r>
+    </w:p>
+    <w:p>
+      <w:pPr>
+        <w:rPr>
+          <w:b/>
+          <w:bCs/>
+        </w:rPr>
+      </w:pPr>
+    </w:p>
+    <w:p>
+      <w:pPr>
+        <w:rPr>
+          <w:b/>
+          <w:bCs/>
+        </w:rPr>
+      </w:pPr>
+      <w:r>
+        <w:rPr>
+          <w:b/>
+          <w:bCs/>
+        </w:rPr>
+        <w:t>Breadth</w:t>
+      </w:r>
+    </w:p>
+    <w:p>
+      <w:pPr>
+        <w:rPr>
+          <w:b/>
+          <w:bCs/>
+        </w:rPr>
+      </w:pPr>
+      <w:r>
+        <w:rPr>
+          <w:b/>
+          <w:bCs/>
+        </w:rPr>
+        <w:t xml:space="preserve">• Processes: vendor application submission and review, permit tracking, </w:t>
+      </w:r>
+      <w:proofErr w:type="gramStart"/>
+      <w:r>
+        <w:rPr>
+          <w:b/>
+          <w:bCs/>
+        </w:rPr>
+        <w:t>booth</w:t>
+      </w:r>
+      <w:proofErr w:type="gramEnd"/>
+      <w:r>
+        <w:rPr>
+          <w:b/>
+          <w:bCs/>
+        </w:rPr>
+        <w:t xml:space="preserve"> assignment, participation tracking</w:t>
+      </w:r>
+    </w:p>
+    <w:p>
+      <w:pPr>
+        <w:rPr>
+          <w:b/>
+          <w:bCs/>
+        </w:rPr>
+      </w:pPr>
+      <w:r>
+        <w:rPr>
+          <w:b/>
+          <w:bCs/>
+        </w:rPr>
+        <w:t>• Information: vendors, vendor applications, permits, fair events, operational periods, booths, booth assignments, participation records</w:t>
+      </w:r>
+    </w:p>
+    <w:p>
+      <w:pPr>
+        <w:rPr>
+          <w:b/>
+          <w:bCs/>
+        </w:rPr>
+      </w:pPr>
+      <w:r>
+        <w:rPr>
+          <w:b/>
+          <w:bCs/>
+        </w:rPr>
+        <w:t>• Events: application approval decisions, assignment changes, fair opening and check-in activities</w:t>
+      </w:r>
+    </w:p>
+    <w:p>
+      <w:pPr>
+        <w:rPr>
+          <w:b/>
+          <w:bCs/>
+        </w:rPr>
+      </w:pPr>
+      <w:r>
+        <w:rPr>
+          <w:b/>
+          <w:bCs/>
+        </w:rPr>
+        <w:t>• Groups / Org Units: fair administration, vendors, operations staff</w:t>
+      </w:r>
+    </w:p>
+    <w:p>
+      <w:pPr>
+        <w:rPr>
+          <w:b/>
+          <w:bCs/>
+        </w:rPr>
+      </w:pPr>
+      <w:r>
+        <w:rPr>
+          <w:b/>
+          <w:bCs/>
+        </w:rPr>
+        <w:t>• Locations / Sites: fairgrounds, zones, booth locations</w:t>
+      </w:r>
+    </w:p>
+    <w:p>
+      <w:pPr>
+        <w:rPr>
+          <w:b/>
+          <w:bCs/>
+        </w:rPr>
+      </w:pPr>
+      <w:r>
+        <w:rPr>
+          <w:b/>
+          <w:bCs/>
+        </w:rPr>
+        <w:t>Depth</w:t>
+      </w:r>
+    </w:p>
+    <w:p>
+      <w:pPr>
+        <w:rPr>
+          <w:b/>
+          <w:bCs/>
+        </w:rPr>
+      </w:pPr>
+      <w:r>
+        <w:rPr>
+          <w:b/>
+          <w:bCs/>
+        </w:rPr>
+        <w:t>• Logical and physical data models with defined keys and relationships</w:t>
+      </w:r>
+    </w:p>
+    <w:p>
+      <w:pPr>
+        <w:rPr>
+          <w:b/>
+          <w:bCs/>
+        </w:rPr>
+      </w:pPr>
+      <w:r>
+        <w:rPr>
+          <w:b/>
+          <w:bCs/>
+        </w:rPr>
+        <w:t>• SQL Server table creation script with reference tables, transaction tables, and history tables</w:t>
+      </w:r>
+    </w:p>
+    <w:p>
+      <w:pPr>
+        <w:rPr>
+          <w:b/>
+          <w:bCs/>
+        </w:rPr>
+      </w:pPr>
+      <w:r>
+        <w:rPr>
+          <w:b/>
+          <w:bCs/>
+        </w:rPr>
+        <w:t>• Audit and history support for key operational records</w:t>
+      </w:r>
+    </w:p>
+    <w:p>
+      <w:pPr>
+        <w:rPr>
+          <w:b/>
+          <w:bCs/>
+        </w:rPr>
+      </w:pPr>
+      <w:r>
+        <w:rPr>
+          <w:b/>
+          <w:bCs/>
+        </w:rPr>
+        <w:t>5. Project Boundaries</w:t>
+      </w:r>
+    </w:p>
+    <w:p>
+      <w:pPr>
+        <w:rPr>
+          <w:b/>
+          <w:bCs/>
+        </w:rPr>
+      </w:pPr>
+    </w:p>
+    <w:p>
+      <w:pPr>
+        <w:rPr>
+          <w:b/>
+          <w:bCs/>
+        </w:rPr>
+      </w:pPr>
+      <w:r>
+        <w:rPr>
+          <w:b/>
+          <w:bCs/>
+        </w:rPr>
+        <w:t>Included in scope: vendor records, vendor applications, permit requirements, booth inventory, booth assignment, participation records, and reporting-oriented structure.</w:t>
+      </w:r>
+    </w:p>
+    <w:p>
+      <w:pPr>
+        <w:rPr>
+          <w:b/>
+          <w:bCs/>
+        </w:rPr>
+      </w:pPr>
+      <w:r>
+        <w:rPr>
+          <w:b/>
+          <w:bCs/>
+        </w:rPr>
+        <w:t>Excluded from scope: ticketing, food sales, payroll, visitor analytics, live IoT feeds, and complete payment workflows.</w:t>
+      </w:r>
+    </w:p>
+    <w:p>
+      <w:pPr>
+        <w:rPr>
+          <w:b/>
+          <w:bCs/>
+        </w:rPr>
+      </w:pPr>
+      <w:r>
+        <w:rPr>
+          <w:b/>
+          <w:bCs/>
+        </w:rPr>
+        <w:t>6. Deliverables</w:t>
+      </w:r>
+    </w:p>
+    <w:p>
+      <w:pPr>
+        <w:rPr>
+          <w:b/>
+          <w:bCs/>
+        </w:rPr>
+      </w:pPr>
+    </w:p>
+    <w:p>
+      <w:pPr>
+        <w:rPr>
+          <w:b/>
+          <w:bCs/>
+        </w:rPr>
+      </w:pPr>
+      <w:r>
+        <w:rPr>
+          <w:b/>
+          <w:bCs/>
+        </w:rPr>
+        <w:t>• Updated project definition</w:t>
+      </w:r>
+    </w:p>
+    <w:p>
+      <w:pPr>
+        <w:rPr>
+          <w:b/>
+          <w:bCs/>
+        </w:rPr>
+      </w:pPr>
+      <w:r>
+        <w:rPr>
+          <w:b/>
+          <w:bCs/>
+        </w:rPr>
+        <w:t>• project plan</w:t>
+      </w:r>
+    </w:p>
+    <w:p>
+      <w:pPr>
+        <w:rPr>
+          <w:b/>
+          <w:bCs/>
+        </w:rPr>
+      </w:pPr>
+      <w:r>
+        <w:rPr>
+          <w:b/>
+          <w:bCs/>
+        </w:rPr>
+        <w:t>• Conceptual architecture drawing</w:t>
+      </w:r>
+    </w:p>
+    <w:p>
+      <w:pPr>
+        <w:rPr>
+          <w:b/>
+          <w:bCs/>
+        </w:rPr>
+      </w:pPr>
+      <w:r>
+        <w:rPr>
+          <w:b/>
+          <w:bCs/>
+        </w:rPr>
+        <w:t>• Conceptual and logical data models</w:t>
+      </w:r>
+    </w:p>
+    <w:p>
+      <w:pPr>
+        <w:rPr>
+          <w:b/>
+          <w:bCs/>
+        </w:rPr>
+      </w:pPr>
+      <w:r>
+        <w:rPr>
+          <w:b/>
+          <w:bCs/>
+        </w:rPr>
+        <w:t>• Physical SQL Server script</w:t>
       </w:r>
     </w:p>
     <w:p>
@@ -40,715 +729,9 @@
           <w:b/>
           <w:bCs/>
         </w:rPr>
-        <w:t>State Fair Vendor &amp; Operations Database</w:t>
-      </w:r>
-      <w:r>
-        <w:br/>
-      </w:r>
-      <w:r>
-        <w:rPr>
-          <w:b/>
-          <w:bCs/>
-        </w:rPr>
-        <w:t>Date:</w:t>
-      </w:r>
-      <w:r>
-        <w:t xml:space="preserve"> </w:t>
-      </w:r>
-      <w:r>
-        <w:t>0</w:t>
-      </w:r>
-      <w:r>
-        <w:t>2</w:t>
-      </w:r>
-      <w:r>
-        <w:t>/08/2026</w:t>
+        <w:t>• Week 9 progress update and GitHub migration documentation</w:t>
       </w:r>
     </w:p>
-    <w:p/>
-    <w:p>
-      <w:pPr>
-        <w:rPr>
-          <w:b/>
-          <w:bCs/>
-        </w:rPr>
-      </w:pPr>
-      <w:r>
-        <w:rPr>
-          <w:b/>
-          <w:bCs/>
-        </w:rPr>
-        <w:t>1. Background Statement</w:t>
-      </w:r>
-    </w:p>
-    <w:p>
-      <w:r>
-        <w:t xml:space="preserve">The State </w:t>
-      </w:r>
-      <w:proofErr w:type="gramStart"/>
-      <w:r>
-        <w:t>Fair</w:t>
-      </w:r>
-      <w:proofErr w:type="gramEnd"/>
-      <w:r>
-        <w:t xml:space="preserve"> is a large-scale public event that requires coordination of vendors, booths, attractions, staff, and schedules within a limited operational timeframe. Planning and operations generate significant amounts of data related to vendor registration, </w:t>
-      </w:r>
-      <w:proofErr w:type="gramStart"/>
-      <w:r>
-        <w:t>booth</w:t>
-      </w:r>
-      <w:proofErr w:type="gramEnd"/>
-      <w:r>
-        <w:t xml:space="preserve"> assignments, permits, and operational logistics. When this data is fragmented across spreadsheets or separate systems, it becomes difficult to maintain consistency, ensure compliance, and generate useful reports. This project defines a focused database use case to support improved organization and analysis of State Fair operations.</w:t>
-      </w:r>
-    </w:p>
-    <w:p/>
-    <w:p>
-      <w:pPr>
-        <w:rPr>
-          <w:b/>
-          <w:bCs/>
-        </w:rPr>
-      </w:pPr>
-      <w:r>
-        <w:rPr>
-          <w:b/>
-          <w:bCs/>
-        </w:rPr>
-        <w:t>2. Intentions</w:t>
-      </w:r>
-    </w:p>
-    <w:p>
-      <w:r>
-        <w:rPr>
-          <w:b/>
-          <w:bCs/>
-        </w:rPr>
-        <w:t>Intentions</w:t>
-      </w:r>
-      <w:r>
-        <w:br/>
-        <w:t>The intention of this project is to define and design a database that supports core operational needs of the State Fair, with emphasis on vendor participation and booth management. The database should provide a structured and reliable source of information that supports both day-to-day operations and management reporting.</w:t>
-      </w:r>
-    </w:p>
-    <w:p>
-      <w:r>
-        <w:rPr>
-          <w:b/>
-          <w:bCs/>
-        </w:rPr>
-        <w:t>Expected End Results</w:t>
-      </w:r>
-    </w:p>
-    <w:p>
-      <w:pPr>
-        <w:numPr>
-          <w:ilvl w:val="0"/>
-          <w:numId w:val="8"/>
-        </w:numPr>
-      </w:pPr>
-      <w:r>
-        <w:t>Centralized storage of vendor, booth, and operational data</w:t>
-      </w:r>
-    </w:p>
-    <w:p>
-      <w:pPr>
-        <w:numPr>
-          <w:ilvl w:val="0"/>
-          <w:numId w:val="8"/>
-        </w:numPr>
-      </w:pPr>
-      <w:r>
-        <w:t>Improved visibility into vendor participation and booth usage</w:t>
-      </w:r>
-    </w:p>
-    <w:p>
-      <w:pPr>
-        <w:numPr>
-          <w:ilvl w:val="0"/>
-          <w:numId w:val="8"/>
-        </w:numPr>
-      </w:pPr>
-      <w:r>
-        <w:t>Ability to generate queries and reports for operational review</w:t>
-      </w:r>
-    </w:p>
-    <w:p>
-      <w:r>
-        <w:rPr>
-          <w:b/>
-          <w:bCs/>
-        </w:rPr>
-        <w:t>Effort Contribution</w:t>
-      </w:r>
-      <w:r>
-        <w:br/>
-        <w:t>This individual project focuses on database definition and design, including entities, relationships, and example queries. It does not include application interfaces, payment processing, or live event systems.</w:t>
-      </w:r>
-    </w:p>
-    <w:p/>
-    <w:p>
-      <w:pPr>
-        <w:rPr>
-          <w:b/>
-          <w:bCs/>
-        </w:rPr>
-      </w:pPr>
-      <w:r>
-        <w:rPr>
-          <w:b/>
-          <w:bCs/>
-        </w:rPr>
-        <w:t>3. Values</w:t>
-      </w:r>
-    </w:p>
-    <w:p>
-      <w:pPr>
-        <w:numPr>
-          <w:ilvl w:val="0"/>
-          <w:numId w:val="9"/>
-        </w:numPr>
-      </w:pPr>
-      <w:r>
-        <w:lastRenderedPageBreak/>
-        <w:t>Accuracy and consistency of data are essential</w:t>
-      </w:r>
-    </w:p>
-    <w:p>
-      <w:pPr>
-        <w:numPr>
-          <w:ilvl w:val="0"/>
-          <w:numId w:val="9"/>
-        </w:numPr>
-      </w:pPr>
-      <w:r>
-        <w:t>The database should be easy to understand and maintain</w:t>
-      </w:r>
-    </w:p>
-    <w:p>
-      <w:pPr>
-        <w:numPr>
-          <w:ilvl w:val="0"/>
-          <w:numId w:val="9"/>
-        </w:numPr>
-      </w:pPr>
-      <w:r>
-        <w:t>Design decisions should support future growth of the fair</w:t>
-      </w:r>
-    </w:p>
-    <w:p>
-      <w:pPr>
-        <w:numPr>
-          <w:ilvl w:val="0"/>
-          <w:numId w:val="9"/>
-        </w:numPr>
-      </w:pPr>
-      <w:r>
-        <w:t>Trade-offs favor simplicity over unnecessary complexity</w:t>
-      </w:r>
-    </w:p>
-    <w:p/>
-    <w:p>
-      <w:pPr>
-        <w:rPr>
-          <w:b/>
-          <w:bCs/>
-        </w:rPr>
-      </w:pPr>
-      <w:r>
-        <w:rPr>
-          <w:b/>
-          <w:bCs/>
-        </w:rPr>
-        <w:t>4. Focus</w:t>
-      </w:r>
-    </w:p>
-    <w:p>
-      <w:pPr>
-        <w:rPr>
-          <w:b/>
-          <w:bCs/>
-        </w:rPr>
-      </w:pPr>
-      <w:r>
-        <w:rPr>
-          <w:b/>
-          <w:bCs/>
-        </w:rPr>
-        <w:t>Breadth</w:t>
-      </w:r>
-    </w:p>
-    <w:p>
-      <w:r>
-        <w:rPr>
-          <w:b/>
-          <w:bCs/>
-        </w:rPr>
-        <w:t>a. Processes</w:t>
-      </w:r>
-    </w:p>
-    <w:p>
-      <w:pPr>
-        <w:numPr>
-          <w:ilvl w:val="0"/>
-          <w:numId w:val="10"/>
-        </w:numPr>
-      </w:pPr>
-      <w:r>
-        <w:t>Vendor registration and approval</w:t>
-      </w:r>
-    </w:p>
-    <w:p>
-      <w:pPr>
-        <w:numPr>
-          <w:ilvl w:val="0"/>
-          <w:numId w:val="10"/>
-        </w:numPr>
-      </w:pPr>
-      <w:r>
-        <w:t>Assignment of vendors to booths</w:t>
-      </w:r>
-    </w:p>
-    <w:p>
-      <w:pPr>
-        <w:numPr>
-          <w:ilvl w:val="0"/>
-          <w:numId w:val="10"/>
-        </w:numPr>
-      </w:pPr>
-      <w:r>
-        <w:t>Tracking participation during the fair</w:t>
-      </w:r>
-    </w:p>
-    <w:p>
-      <w:r>
-        <w:rPr>
-          <w:b/>
-          <w:bCs/>
-        </w:rPr>
-        <w:t>b. Information</w:t>
-      </w:r>
-    </w:p>
-    <w:p>
-      <w:pPr>
-        <w:numPr>
-          <w:ilvl w:val="0"/>
-          <w:numId w:val="11"/>
-        </w:numPr>
-      </w:pPr>
-      <w:r>
-        <w:t>Vendors (business details, categories, permits)</w:t>
-      </w:r>
-    </w:p>
-    <w:p>
-      <w:pPr>
-        <w:numPr>
-          <w:ilvl w:val="0"/>
-          <w:numId w:val="11"/>
-        </w:numPr>
-      </w:pPr>
-      <w:r>
-        <w:t>Booths (location, size, availability)</w:t>
-      </w:r>
-    </w:p>
-    <w:p>
-      <w:pPr>
-        <w:numPr>
-          <w:ilvl w:val="0"/>
-          <w:numId w:val="11"/>
-        </w:numPr>
-      </w:pPr>
-      <w:r>
-        <w:t>Fair schedules and operational periods</w:t>
-      </w:r>
-    </w:p>
-    <w:p>
-      <w:r>
-        <w:rPr>
-          <w:b/>
-          <w:bCs/>
-        </w:rPr>
-        <w:t>c. Events</w:t>
-      </w:r>
-    </w:p>
-    <w:p>
-      <w:pPr>
-        <w:numPr>
-          <w:ilvl w:val="0"/>
-          <w:numId w:val="12"/>
-        </w:numPr>
-      </w:pPr>
-      <w:r>
-        <w:t>Vendor onboarding</w:t>
-      </w:r>
-    </w:p>
-    <w:p>
-      <w:pPr>
-        <w:numPr>
-          <w:ilvl w:val="0"/>
-          <w:numId w:val="12"/>
-        </w:numPr>
-      </w:pPr>
-      <w:proofErr w:type="gramStart"/>
-      <w:r>
-        <w:t>Booth</w:t>
-      </w:r>
-      <w:proofErr w:type="gramEnd"/>
-      <w:r>
-        <w:t xml:space="preserve"> assignment changes</w:t>
-      </w:r>
-    </w:p>
-    <w:p>
-      <w:pPr>
-        <w:numPr>
-          <w:ilvl w:val="0"/>
-          <w:numId w:val="12"/>
-        </w:numPr>
-      </w:pPr>
-      <w:r>
-        <w:t>Fair opening and closing</w:t>
-      </w:r>
-    </w:p>
-    <w:p>
-      <w:r>
-        <w:rPr>
-          <w:b/>
-          <w:bCs/>
-        </w:rPr>
-        <w:t>d. Groups / Org Units</w:t>
-      </w:r>
-    </w:p>
-    <w:p>
-      <w:pPr>
-        <w:numPr>
-          <w:ilvl w:val="0"/>
-          <w:numId w:val="13"/>
-        </w:numPr>
-      </w:pPr>
-      <w:r>
-        <w:t>Fair administration</w:t>
-      </w:r>
-    </w:p>
-    <w:p>
-      <w:pPr>
-        <w:numPr>
-          <w:ilvl w:val="0"/>
-          <w:numId w:val="13"/>
-        </w:numPr>
-      </w:pPr>
-      <w:r>
-        <w:t>Vendors</w:t>
-      </w:r>
-    </w:p>
-    <w:p>
-      <w:pPr>
-        <w:numPr>
-          <w:ilvl w:val="0"/>
-          <w:numId w:val="13"/>
-        </w:numPr>
-      </w:pPr>
-      <w:r>
-        <w:t>Operations staff</w:t>
-      </w:r>
-    </w:p>
-    <w:p>
-      <w:r>
-        <w:rPr>
-          <w:b/>
-          <w:bCs/>
-        </w:rPr>
-        <w:t>e. Locations / Sites</w:t>
-      </w:r>
-    </w:p>
-    <w:p>
-      <w:pPr>
-        <w:numPr>
-          <w:ilvl w:val="0"/>
-          <w:numId w:val="14"/>
-        </w:numPr>
-      </w:pPr>
-      <w:r>
-        <w:t>Fairgrounds</w:t>
-      </w:r>
-    </w:p>
-    <w:p>
-      <w:pPr>
-        <w:numPr>
-          <w:ilvl w:val="0"/>
-          <w:numId w:val="14"/>
-        </w:numPr>
-      </w:pPr>
-      <w:proofErr w:type="gramStart"/>
-      <w:r>
-        <w:t>Booth and</w:t>
-      </w:r>
-      <w:proofErr w:type="gramEnd"/>
-      <w:r>
-        <w:t xml:space="preserve"> zone locations</w:t>
-      </w:r>
-    </w:p>
-    <w:p/>
-    <w:p>
-      <w:pPr>
-        <w:rPr>
-          <w:b/>
-          <w:bCs/>
-        </w:rPr>
-      </w:pPr>
-      <w:r>
-        <w:rPr>
-          <w:b/>
-          <w:bCs/>
-        </w:rPr>
-        <w:t>Depth</w:t>
-      </w:r>
-    </w:p>
-    <w:p>
-      <w:pPr>
-        <w:numPr>
-          <w:ilvl w:val="0"/>
-          <w:numId w:val="15"/>
-        </w:numPr>
-      </w:pPr>
-      <w:r>
-        <w:t>Logical and physical data models with defined keys and relationships</w:t>
-      </w:r>
-    </w:p>
-    <w:p>
-      <w:pPr>
-        <w:numPr>
-          <w:ilvl w:val="0"/>
-          <w:numId w:val="15"/>
-        </w:numPr>
-      </w:pPr>
-      <w:r>
-        <w:t>Sufficient attribute detail to support operational queries</w:t>
-      </w:r>
-    </w:p>
-    <w:p/>
-    <w:p>
-      <w:pPr>
-        <w:rPr>
-          <w:b/>
-          <w:bCs/>
-        </w:rPr>
-      </w:pPr>
-      <w:r>
-        <w:rPr>
-          <w:b/>
-          <w:bCs/>
-        </w:rPr>
-        <w:t>Emphasized Perspectives</w:t>
-      </w:r>
-    </w:p>
-    <w:p>
-      <w:pPr>
-        <w:numPr>
-          <w:ilvl w:val="0"/>
-          <w:numId w:val="16"/>
-        </w:numPr>
-      </w:pPr>
-      <w:r>
-        <w:t>Fair administrators managing operations</w:t>
-      </w:r>
-    </w:p>
-    <w:p>
-      <w:pPr>
-        <w:numPr>
-          <w:ilvl w:val="0"/>
-          <w:numId w:val="16"/>
-        </w:numPr>
-      </w:pPr>
-      <w:r>
-        <w:t>Vendors participating in the State Fair</w:t>
-      </w:r>
-    </w:p>
-    <w:p/>
-    <w:p>
-      <w:pPr>
-        <w:rPr>
-          <w:b/>
-          <w:bCs/>
-        </w:rPr>
-      </w:pPr>
-      <w:r>
-        <w:rPr>
-          <w:b/>
-          <w:bCs/>
-        </w:rPr>
-        <w:t>Universality</w:t>
-      </w:r>
-    </w:p>
-    <w:p>
-      <w:pPr>
-        <w:numPr>
-          <w:ilvl w:val="0"/>
-          <w:numId w:val="17"/>
-        </w:numPr>
-      </w:pPr>
-      <w:r>
-        <w:t>Designed specifically for State Fair operations</w:t>
-      </w:r>
-    </w:p>
-    <w:p>
-      <w:pPr>
-        <w:numPr>
-          <w:ilvl w:val="0"/>
-          <w:numId w:val="17"/>
-        </w:numPr>
-      </w:pPr>
-      <w:r>
-        <w:t>Reusable across multiple years of the event</w:t>
-      </w:r>
-    </w:p>
-    <w:p/>
-    <w:p>
-      <w:pPr>
-        <w:rPr>
-          <w:b/>
-          <w:bCs/>
-        </w:rPr>
-      </w:pPr>
-      <w:r>
-        <w:rPr>
-          <w:b/>
-          <w:bCs/>
-        </w:rPr>
-        <w:t>Scope of Integration</w:t>
-      </w:r>
-    </w:p>
-    <w:p>
-      <w:pPr>
-        <w:numPr>
-          <w:ilvl w:val="0"/>
-          <w:numId w:val="18"/>
-        </w:numPr>
-      </w:pPr>
-      <w:r>
-        <w:t>Potential integration with reporting or financial systems</w:t>
-      </w:r>
-    </w:p>
-    <w:p>
-      <w:pPr>
-        <w:numPr>
-          <w:ilvl w:val="0"/>
-          <w:numId w:val="18"/>
-        </w:numPr>
-      </w:pPr>
-      <w:r>
-        <w:t>No required real-time system integrations</w:t>
-      </w:r>
-    </w:p>
-    <w:p/>
-    <w:p>
-      <w:pPr>
-        <w:rPr>
-          <w:b/>
-          <w:bCs/>
-        </w:rPr>
-      </w:pPr>
-      <w:r>
-        <w:rPr>
-          <w:b/>
-          <w:bCs/>
-        </w:rPr>
-        <w:t>5. Context</w:t>
-      </w:r>
-    </w:p>
-    <w:p>
-      <w:r>
-        <w:t>This project is developed as an academic exercise and represents a simplified view of State Fair operations. Assumptions are made to limit scope and complexity. Constraints include limited development time and the absence of live operational data.</w:t>
-      </w:r>
-    </w:p>
-    <w:p/>
-    <w:p>
-      <w:pPr>
-        <w:rPr>
-          <w:b/>
-          <w:bCs/>
-        </w:rPr>
-      </w:pPr>
-      <w:r>
-        <w:rPr>
-          <w:b/>
-          <w:bCs/>
-        </w:rPr>
-        <w:t>Stakeholders</w:t>
-      </w:r>
-    </w:p>
-    <w:p>
-      <w:pPr>
-        <w:numPr>
-          <w:ilvl w:val="0"/>
-          <w:numId w:val="19"/>
-        </w:numPr>
-      </w:pPr>
-      <w:r>
-        <w:t>State Fair management</w:t>
-      </w:r>
-    </w:p>
-    <w:p>
-      <w:pPr>
-        <w:numPr>
-          <w:ilvl w:val="0"/>
-          <w:numId w:val="19"/>
-        </w:numPr>
-      </w:pPr>
-      <w:r>
-        <w:t>Vendors and concession operators</w:t>
-      </w:r>
-    </w:p>
-    <w:p>
-      <w:pPr>
-        <w:numPr>
-          <w:ilvl w:val="0"/>
-          <w:numId w:val="19"/>
-        </w:numPr>
-      </w:pPr>
-      <w:r>
-        <w:t>Course instructor and evaluators</w:t>
-      </w:r>
-    </w:p>
-    <w:p/>
-    <w:p>
-      <w:pPr>
-        <w:rPr>
-          <w:b/>
-          <w:bCs/>
-        </w:rPr>
-      </w:pPr>
-      <w:r>
-        <w:rPr>
-          <w:b/>
-          <w:bCs/>
-        </w:rPr>
-        <w:lastRenderedPageBreak/>
-        <w:t>Candidate Solutions</w:t>
-      </w:r>
-    </w:p>
-    <w:p>
-      <w:pPr>
-        <w:numPr>
-          <w:ilvl w:val="0"/>
-          <w:numId w:val="20"/>
-        </w:numPr>
-      </w:pPr>
-      <w:r>
-        <w:t>Relational database implemented in SQL Server</w:t>
-      </w:r>
-    </w:p>
-    <w:p>
-      <w:pPr>
-        <w:numPr>
-          <w:ilvl w:val="0"/>
-          <w:numId w:val="20"/>
-        </w:numPr>
-      </w:pPr>
-      <w:r>
-        <w:t>Optional analytical extension using a star schema</w:t>
-      </w:r>
-    </w:p>
-    <w:p/>
     <w:sectPr>
       <w:pgSz w:w="12240" w:h="15840"/>
       <w:pgMar w:top="1440" w:right="1440" w:bottom="1440" w:left="1440" w:header="720" w:footer="720" w:gutter="0"/>
@@ -4407,7 +4390,6 @@
   <w:style w:type="character" w:default="1" w:styleId="DefaultParagraphFont">
     <w:name w:val="Default Paragraph Font"/>
     <w:uiPriority w:val="1"/>
-    <w:semiHidden/>
     <w:unhideWhenUsed/>
   </w:style>
   <w:style w:type="table" w:default="1" w:styleId="TableNormal">
